--- a/Supporter_Patient_Report_with_Diagrams (1).docx
+++ b/Supporter_Patient_Report_with_Diagrams (1).docx
@@ -24,16 +24,73 @@
     </w:p>
     <w:p>
       <w:pPr>
+        <w:rPr>
+          <w:rFonts w:hint="default"/>
+          <w:b/>
+          <w:bCs/>
+          <w:lang w:val="en-US"/>
+        </w:rPr>
+      </w:pPr>
+      <w:r>
+        <w:rPr>
+          <w:rFonts w:hint="default"/>
+          <w:lang w:val="en-US"/>
+        </w:rPr>
+        <w:t xml:space="preserve">                                                           </w:t>
+      </w:r>
+      <w:r>
+        <w:rPr>
+          <w:rFonts w:hint="default"/>
+          <w:b/>
+          <w:bCs/>
+          <w:lang w:val="en-US"/>
+        </w:rPr>
+        <w:t xml:space="preserve"> Build Requirements</w:t>
+      </w:r>
+      <w:bookmarkStart w:id="0" w:name="_GoBack"/>
+      <w:bookmarkEnd w:id="0"/>
+    </w:p>
+    <w:p>
+      <w:pPr>
+        <w:rPr>
+          <w:rFonts w:hint="default"/>
+          <w:b/>
+          <w:bCs/>
+          <w:lang w:val="en-US"/>
+        </w:rPr>
+      </w:pPr>
+    </w:p>
+    <w:p>
+      <w:pPr>
         <w:spacing w:after="100"/>
         <w:jc w:val="center"/>
       </w:pPr>
       <w:r>
         <w:rPr>
+          <w:rFonts w:hint="default"/>
           <w:sz w:val="22"/>
           <w:szCs w:val="22"/>
-        </w:rPr>
-        <w:t>Target SDK Version: 33   |   Compile SDK Version: 34</w:t>
-      </w:r>
+          <w:lang w:val="en-US"/>
+        </w:rPr>
+        <w:t xml:space="preserve">Android Gradle Plugin: 8.3.2 | Kotlin: 2.0.20 | </w:t>
+      </w:r>
+      <w:r>
+        <w:rPr>
+          <w:sz w:val="22"/>
+          <w:szCs w:val="22"/>
+        </w:rPr>
+        <w:t>Target SDK Version: 33 |  Compile SDK Version: 34</w:t>
+      </w:r>
+    </w:p>
+    <w:p>
+      <w:pPr>
+        <w:spacing w:after="100"/>
+        <w:jc w:val="center"/>
+        <w:rPr>
+          <w:sz w:val="22"/>
+          <w:szCs w:val="22"/>
+        </w:rPr>
+      </w:pPr>
     </w:p>
     <w:p>
       <w:pPr>
@@ -82,10 +139,30 @@
         <w:t>System Architecture Diagrams</w:t>
       </w:r>
     </w:p>
+    <w:p/>
+    <w:p>
+      <w:pPr>
+        <w:rPr>
+          <w:rFonts w:hint="default"/>
+          <w:lang w:val="en-US"/>
+        </w:rPr>
+      </w:pPr>
+      <w:r>
+        <w:t>The diagrams below illustrate the MVVM (UI Layer / ViewModel / Data Layer) architecture used throughout the application, showing how user actions flow from the Activity/Fragment layer through ViewModels and Repositories to Firebase (Authentication, Firestore, Realtime Database, Room) for each major feature</w:t>
+      </w:r>
+      <w:r>
+        <w:rPr>
+          <w:rFonts w:hint="default"/>
+          <w:lang w:val="en-US"/>
+        </w:rPr>
+        <w:t>.</w:t>
+      </w:r>
+    </w:p>
     <w:p>
       <w:pPr>
         <w:pStyle w:val="2"/>
         <w:numPr>
+          <w:ilvl w:val="0"/>
           <w:numId w:val="0"/>
         </w:numPr>
         <w:spacing w:before="300" w:after="150"/>
@@ -138,10 +215,418 @@
     <w:p>
       <w:pPr>
         <w:spacing w:after="120"/>
-      </w:pPr>
-      <w:r>
-        <w:t>The diagrams below illustrate the MVVM (UI Layer / ViewModel / Data Layer) architecture used throughout the application, showing how user actions flow from the Activity/Fragment layer through ViewModels and Repositories to Firebase (Authentication, Firestore, Realtime Database, Room) for each major feature.</w:t>
-      </w:r>
+        <w:rPr>
+          <w:rFonts w:hint="default"/>
+        </w:rPr>
+      </w:pPr>
+      <w:r>
+        <w:rPr>
+          <w:rFonts w:hint="default"/>
+        </w:rPr>
+        <w:t>Layer Responsibilities</w:t>
+      </w:r>
+    </w:p>
+    <w:p>
+      <w:pPr>
+        <w:spacing w:after="120"/>
+        <w:rPr>
+          <w:rFonts w:hint="default"/>
+        </w:rPr>
+      </w:pPr>
+      <w:r>
+        <w:rPr>
+          <w:rFonts w:hint="default"/>
+        </w:rPr>
+        <w:t>The codebase organizes files inside the :app module using a Feature-by-Feature packaging strategy. Each package (e.g., chatting, auth, getLibraryContent, posts, and roles under users) contains the following layers internally:</w:t>
+      </w:r>
+    </w:p>
+    <w:p>
+      <w:pPr>
+        <w:spacing w:after="120"/>
+        <w:rPr>
+          <w:rFonts w:hint="default"/>
+        </w:rPr>
+      </w:pPr>
+    </w:p>
+    <w:p>
+      <w:pPr>
+        <w:spacing w:after="120"/>
+        <w:rPr>
+          <w:rFonts w:hint="default"/>
+        </w:rPr>
+      </w:pPr>
+      <w:r>
+        <w:rPr>
+          <w:rFonts w:hint="default"/>
+        </w:rPr>
+        <w:t>A. Presentation Layer</w:t>
+      </w:r>
+    </w:p>
+    <w:p>
+      <w:pPr>
+        <w:spacing w:after="120"/>
+        <w:rPr>
+          <w:rFonts w:hint="default"/>
+        </w:rPr>
+      </w:pPr>
+      <w:r>
+        <w:rPr>
+          <w:rFonts w:hint="default"/>
+        </w:rPr>
+        <w:t>Components: Activities, Fragments, RecyclerView.Adapters, and ViewModels.</w:t>
+      </w:r>
+    </w:p>
+    <w:p>
+      <w:pPr>
+        <w:spacing w:after="120"/>
+        <w:rPr>
+          <w:rFonts w:hint="default"/>
+        </w:rPr>
+      </w:pPr>
+      <w:r>
+        <w:rPr>
+          <w:rFonts w:hint="default"/>
+        </w:rPr>
+        <w:t>Responsibilities:</w:t>
+      </w:r>
+    </w:p>
+    <w:p>
+      <w:pPr>
+        <w:spacing w:after="120"/>
+        <w:rPr>
+          <w:rFonts w:hint="default"/>
+        </w:rPr>
+      </w:pPr>
+      <w:r>
+        <w:rPr>
+          <w:rFonts w:hint="default"/>
+        </w:rPr>
+        <w:t>UI Rendering: Receives structured state/data streams from the ViewModel and displays them cleanly to the user.</w:t>
+      </w:r>
+    </w:p>
+    <w:p>
+      <w:pPr>
+        <w:spacing w:after="120"/>
+        <w:rPr>
+          <w:rFonts w:hint="default"/>
+        </w:rPr>
+      </w:pPr>
+      <w:r>
+        <w:rPr>
+          <w:rFonts w:hint="default"/>
+        </w:rPr>
+        <w:t>Event Handling: Listens to user inputs (such as sending a chat message, submitting mood logs, or adjusting breathing timer durations) and forwards them to the ViewModel.</w:t>
+      </w:r>
+    </w:p>
+    <w:p>
+      <w:pPr>
+        <w:spacing w:after="120"/>
+        <w:rPr>
+          <w:rFonts w:hint="default"/>
+        </w:rPr>
+      </w:pPr>
+      <w:r>
+        <w:rPr>
+          <w:rFonts w:hint="default"/>
+        </w:rPr>
+        <w:t>State Observation: Observes LiveData or StateFlow streams from the ViewModel to update UI elements reactively.</w:t>
+      </w:r>
+    </w:p>
+    <w:p>
+      <w:pPr>
+        <w:spacing w:after="120"/>
+        <w:rPr>
+          <w:rFonts w:hint="default"/>
+        </w:rPr>
+      </w:pPr>
+      <w:r>
+        <w:rPr>
+          <w:rFonts w:hint="default"/>
+        </w:rPr>
+        <w:t>B. Modified Domain / Business Logic Layer (Pragmatic Modification)</w:t>
+      </w:r>
+    </w:p>
+    <w:p>
+      <w:pPr>
+        <w:spacing w:after="120"/>
+        <w:rPr>
+          <w:rFonts w:hint="default"/>
+        </w:rPr>
+      </w:pPr>
+      <w:r>
+        <w:rPr>
+          <w:rFonts w:hint="default"/>
+        </w:rPr>
+        <w:t>Standard Clean Architecture: Typically includes a separate Domain module/package containing fine-grained "Use Cases" or "Interactors" (e.g., GetMessagesUseCase, SendMessageUseCase) for every business transaction.</w:t>
+      </w:r>
+    </w:p>
+    <w:p>
+      <w:pPr>
+        <w:spacing w:after="120"/>
+        <w:rPr>
+          <w:rFonts w:hint="default"/>
+        </w:rPr>
+      </w:pPr>
+      <w:r>
+        <w:rPr>
+          <w:rFonts w:hint="default"/>
+        </w:rPr>
+        <w:t>Sanad App Modification: To eliminate excessive boilerplate code, the traditional UseCase layer has been bypassed. Business logic and coordinator operations are handled directly inside the ViewModels and Repositories. ViewModels inject Repositories directly (via Hilt), reducing class sprawl while keeping business logic clean, cohesive, and easily traceable.</w:t>
+      </w:r>
+    </w:p>
+    <w:p>
+      <w:pPr>
+        <w:spacing w:after="120"/>
+        <w:rPr>
+          <w:rFonts w:hint="default"/>
+        </w:rPr>
+      </w:pPr>
+      <w:r>
+        <w:rPr>
+          <w:rFonts w:hint="default"/>
+        </w:rPr>
+        <w:t>C. Data Layer</w:t>
+      </w:r>
+    </w:p>
+    <w:p>
+      <w:pPr>
+        <w:spacing w:after="120"/>
+        <w:rPr>
+          <w:rFonts w:hint="default"/>
+        </w:rPr>
+      </w:pPr>
+      <w:r>
+        <w:rPr>
+          <w:rFonts w:hint="default"/>
+        </w:rPr>
+        <w:t>Components: Entities (Data classes, Database/Firestore models), DAOs (Data Access Objects for Room DB), and Repositories (implementations ending with Repo or Repository).</w:t>
+      </w:r>
+    </w:p>
+    <w:p>
+      <w:pPr>
+        <w:spacing w:after="120"/>
+        <w:rPr>
+          <w:rFonts w:hint="default"/>
+        </w:rPr>
+      </w:pPr>
+      <w:r>
+        <w:rPr>
+          <w:rFonts w:hint="default"/>
+        </w:rPr>
+        <w:t>Responsibilities:</w:t>
+      </w:r>
+    </w:p>
+    <w:p>
+      <w:pPr>
+        <w:spacing w:after="120"/>
+        <w:rPr>
+          <w:rFonts w:hint="default"/>
+        </w:rPr>
+      </w:pPr>
+      <w:r>
+        <w:rPr>
+          <w:rFonts w:hint="default"/>
+        </w:rPr>
+        <w:t>Single Source of Truth: Coordinates requests between remote services and local databases.</w:t>
+      </w:r>
+    </w:p>
+    <w:p>
+      <w:pPr>
+        <w:spacing w:after="120"/>
+        <w:rPr>
+          <w:rFonts w:hint="default"/>
+        </w:rPr>
+      </w:pPr>
+      <w:r>
+        <w:rPr>
+          <w:rFonts w:hint="default"/>
+        </w:rPr>
+        <w:t>Local Caching (Offline Support): Implementations like LibraryContentRepo check the local Room Database first. If empty, they fetch data from Firebase Firestore, cache it locally in Room, and return it. This provides an instant, offline-first experience.</w:t>
+      </w:r>
+    </w:p>
+    <w:p>
+      <w:pPr>
+        <w:spacing w:after="120"/>
+        <w:rPr>
+          <w:rFonts w:hint="default"/>
+        </w:rPr>
+      </w:pPr>
+      <w:r>
+        <w:rPr>
+          <w:rFonts w:hint="default"/>
+        </w:rPr>
+        <w:t>Data Sources Integration:</w:t>
+      </w:r>
+    </w:p>
+    <w:p>
+      <w:pPr>
+        <w:spacing w:after="120"/>
+        <w:rPr>
+          <w:rFonts w:hint="default"/>
+        </w:rPr>
+      </w:pPr>
+      <w:r>
+        <w:rPr>
+          <w:rFonts w:hint="default"/>
+        </w:rPr>
+        <w:t>Firebase Firestore, Auth &amp; Cloud Messaging: Powers real-time capabilities (instant chatting, patient-supporter linking, community posts, notifications, and auth sessions).</w:t>
+      </w:r>
+    </w:p>
+    <w:p>
+      <w:pPr>
+        <w:spacing w:after="120"/>
+        <w:rPr>
+          <w:rFonts w:hint="default"/>
+        </w:rPr>
+      </w:pPr>
+      <w:r>
+        <w:rPr>
+          <w:rFonts w:hint="default"/>
+        </w:rPr>
+        <w:t>Room DB: Stores offline-first, persistent entities like behavioral activation tasks, calendar activities, and cached articles.</w:t>
+      </w:r>
+    </w:p>
+    <w:p>
+      <w:pPr>
+        <w:spacing w:after="120"/>
+        <w:rPr>
+          <w:rFonts w:hint="default"/>
+        </w:rPr>
+      </w:pPr>
+      <w:r>
+        <w:rPr>
+          <w:rFonts w:hint="default"/>
+        </w:rPr>
+        <w:t>SharedPreferences: Manages user configuration, preferences, and session tokens.</w:t>
+      </w:r>
+    </w:p>
+    <w:p>
+      <w:pPr>
+        <w:spacing w:after="120"/>
+        <w:rPr>
+          <w:rFonts w:hint="default"/>
+        </w:rPr>
+      </w:pPr>
+      <w:r>
+        <w:rPr>
+          <w:rFonts w:hint="default"/>
+        </w:rPr>
+        <w:t>D. Dependency Injection (DI) Layer</w:t>
+      </w:r>
+    </w:p>
+    <w:p>
+      <w:pPr>
+        <w:spacing w:after="120"/>
+        <w:rPr>
+          <w:rFonts w:hint="default"/>
+        </w:rPr>
+      </w:pPr>
+      <w:r>
+        <w:rPr>
+          <w:rFonts w:hint="default"/>
+        </w:rPr>
+        <w:t>Components: Hilt Modules (located in local di or DI packages within each feature).</w:t>
+      </w:r>
+    </w:p>
+    <w:p>
+      <w:pPr>
+        <w:spacing w:after="120"/>
+        <w:rPr>
+          <w:rFonts w:hint="default"/>
+        </w:rPr>
+      </w:pPr>
+      <w:r>
+        <w:rPr>
+          <w:rFonts w:hint="default"/>
+        </w:rPr>
+        <w:t>Responsibilities: Decouples object instantiation from usage. Hilt modules provide singletons and scoped instances of Firebase instances, Room databases, and Repositories to ViewModels automatically, making the codebase highly testable and modular.</w:t>
+      </w:r>
+    </w:p>
+    <w:p>
+      <w:pPr>
+        <w:spacing w:after="120"/>
+        <w:rPr>
+          <w:rFonts w:hint="default"/>
+        </w:rPr>
+      </w:pPr>
+      <w:r>
+        <w:rPr>
+          <w:rFonts w:hint="default"/>
+        </w:rPr>
+        <w:t>Key Architectural Decisions</w:t>
+      </w:r>
+    </w:p>
+    <w:p>
+      <w:pPr>
+        <w:spacing w:after="120"/>
+        <w:rPr>
+          <w:rFonts w:hint="default"/>
+        </w:rPr>
+      </w:pPr>
+      <w:r>
+        <w:rPr>
+          <w:rFonts w:hint="default"/>
+        </w:rPr>
+        <w:t>Screaming Architecture (Feature-by-Feature Packaging): Instead of standard horizontal layers at the root level (data, domain, presentation), the root packages represent features: auth, chatting, posts, notifications, getLibraryContent, etc. This makes the architecture "scream" its domain purpose (Mental Health Support App) rather than its technical details.</w:t>
+      </w:r>
+    </w:p>
+    <w:p>
+      <w:pPr>
+        <w:spacing w:after="120"/>
+        <w:rPr>
+          <w:rFonts w:hint="default"/>
+        </w:rPr>
+      </w:pPr>
+      <w:r>
+        <w:rPr>
+          <w:rFonts w:hint="default"/>
+        </w:rPr>
+        <w:t>Role-Based Separation: The system roles are separated in the folder hierarchy under com.app.sanad.users.</w:t>
+      </w:r>
+    </w:p>
+    <w:p>
+      <w:pPr>
+        <w:spacing w:after="120"/>
+        <w:rPr>
+          <w:rFonts w:hint="default"/>
+        </w:rPr>
+      </w:pPr>
+      <w:r>
+        <w:rPr>
+          <w:rFonts w:hint="default"/>
+        </w:rPr>
+        <w:t>patient/ houses modules specific to patient therapeutic tools (like moodTracking, behavioral dailyprogram, breathing, and gratitude).</w:t>
+      </w:r>
+    </w:p>
+    <w:p>
+      <w:pPr>
+        <w:spacing w:after="120"/>
+        <w:rPr>
+          <w:rFonts w:hint="default"/>
+        </w:rPr>
+      </w:pPr>
+      <w:r>
+        <w:rPr>
+          <w:rFonts w:hint="default"/>
+        </w:rPr>
+        <w:t>supporter/ isolates tools built exclusively for the caregiver (like monitoring reports, patient profile overviews, and custom coping ideas). This segregation prevents role-specific code from overlapping, ensuring long-term code safety and maintenance.</w:t>
+      </w:r>
+    </w:p>
+    <w:p>
+      <w:pPr>
+        <w:spacing w:after="120"/>
+      </w:pPr>
+      <w:r>
+        <w:rPr>
+          <w:rFonts w:hint="default"/>
+        </w:rPr>
+        <w:t>Real-time Optimization (No Use Case Bloat): Since Firebase operates on persistent real-time listeners, mapping individual stream updates through multiple nested Use Case classes creates unnecessary mapping layers. By binding ViewModels directly to Repositories, the application maintains peak reactivity with minimal code friction.</w:t>
+      </w:r>
+    </w:p>
+    <w:p>
+      <w:pPr>
+        <w:spacing w:after="120"/>
+      </w:pPr>
     </w:p>
     <w:p>
       <w:pPr>
@@ -152,8 +637,6 @@
           <w:lang w:val="en-US" w:bidi="ar-EG"/>
         </w:rPr>
       </w:pPr>
-      <w:bookmarkStart w:id="0" w:name="_GoBack"/>
-      <w:bookmarkEnd w:id="0"/>
       <w:r>
         <w:t>1.1 Signup Process (Main User)</w:t>
       </w:r>
@@ -11595,6 +12078,7 @@
     <w:qFormat/>
     <w:uiPriority w:val="0"/>
     <w:rPr>
+      <w:rFonts w:ascii="Times New Roman" w:hAnsi="Times New Roman" w:eastAsia="SimSun" w:cs="Times New Roman"/>
       <w:sz w:val="21"/>
       <w:szCs w:val="22"/>
     </w:rPr>
@@ -11605,6 +12089,7 @@
     <w:qFormat/>
     <w:uiPriority w:val="0"/>
     <w:rPr>
+      <w:rFonts w:ascii="Times New Roman" w:hAnsi="Times New Roman" w:eastAsia="SimSun" w:cs="Times New Roman"/>
       <w:color w:val="2E74B5"/>
       <w:sz w:val="32"/>
       <w:szCs w:val="32"/>
@@ -11616,6 +12101,7 @@
     <w:qFormat/>
     <w:uiPriority w:val="0"/>
     <w:rPr>
+      <w:rFonts w:ascii="Times New Roman" w:hAnsi="Times New Roman" w:eastAsia="SimSun" w:cs="Times New Roman"/>
       <w:color w:val="2E74B5"/>
       <w:sz w:val="26"/>
       <w:szCs w:val="26"/>
@@ -11627,6 +12113,7 @@
     <w:qFormat/>
     <w:uiPriority w:val="0"/>
     <w:rPr>
+      <w:rFonts w:ascii="Times New Roman" w:hAnsi="Times New Roman" w:eastAsia="SimSun" w:cs="Times New Roman"/>
       <w:color w:val="1F4D78"/>
       <w:sz w:val="24"/>
       <w:szCs w:val="24"/>
@@ -11638,6 +12125,7 @@
     <w:qFormat/>
     <w:uiPriority w:val="0"/>
     <w:rPr>
+      <w:rFonts w:ascii="Times New Roman" w:hAnsi="Times New Roman" w:eastAsia="SimSun" w:cs="Times New Roman"/>
       <w:i/>
       <w:iCs/>
       <w:color w:val="2E74B5"/>
@@ -11651,6 +12139,7 @@
     <w:qFormat/>
     <w:uiPriority w:val="0"/>
     <w:rPr>
+      <w:rFonts w:ascii="Times New Roman" w:hAnsi="Times New Roman" w:eastAsia="SimSun" w:cs="Times New Roman"/>
       <w:color w:val="2E74B5"/>
       <w:sz w:val="21"/>
       <w:szCs w:val="22"/>
@@ -11662,6 +12151,7 @@
     <w:qFormat/>
     <w:uiPriority w:val="0"/>
     <w:rPr>
+      <w:rFonts w:ascii="Times New Roman" w:hAnsi="Times New Roman" w:eastAsia="SimSun" w:cs="Times New Roman"/>
       <w:color w:val="1F4D78"/>
       <w:sz w:val="21"/>
       <w:szCs w:val="22"/>
@@ -11706,6 +12196,7 @@
       <w:spacing w:after="0" w:line="240" w:lineRule="auto"/>
     </w:pPr>
     <w:rPr>
+      <w:rFonts w:ascii="Times New Roman" w:hAnsi="Times New Roman" w:eastAsia="SimSun" w:cs="Times New Roman"/>
       <w:sz w:val="20"/>
       <w:szCs w:val="20"/>
     </w:rPr>
@@ -11731,6 +12222,7 @@
       <w:spacing w:after="0" w:line="240" w:lineRule="auto"/>
     </w:pPr>
     <w:rPr>
+      <w:rFonts w:ascii="Times New Roman" w:hAnsi="Times New Roman" w:eastAsia="SimSun" w:cs="Times New Roman"/>
       <w:sz w:val="20"/>
       <w:szCs w:val="20"/>
     </w:rPr>
@@ -11750,6 +12242,7 @@
     <w:qFormat/>
     <w:uiPriority w:val="0"/>
     <w:rPr>
+      <w:rFonts w:ascii="Times New Roman" w:hAnsi="Times New Roman" w:eastAsia="SimSun" w:cs="Times New Roman"/>
       <w:sz w:val="56"/>
       <w:szCs w:val="56"/>
     </w:rPr>
@@ -11759,6 +12252,7 @@
     <w:qFormat/>
     <w:uiPriority w:val="0"/>
     <w:rPr>
+      <w:rFonts w:ascii="Times New Roman" w:hAnsi="Times New Roman" w:eastAsia="SimSun" w:cs="Times New Roman"/>
       <w:sz w:val="21"/>
       <w:szCs w:val="22"/>
     </w:rPr>
